--- a/CV.docx
+++ b/CV.docx
@@ -156,7 +156,7 @@
                 <w:szCs w:val="18"/>
                 <w:rtl w:val="0"/>
               </w:rPr>
-              <w:t xml:space="preserve">   |   your@email.com   |   +254 725 227 513</w:t>
+              <w:t xml:space="preserve">   |   bo.kouru@gmail.com   |   +254 725 227 513</w:t>
             </w:r>
             <w:r>
               <w:rPr>
